--- a/build/MadhukarReddyUpdated Resume.docx
+++ b/build/MadhukarReddyUpdated Resume.docx
@@ -175,7 +175,7 @@
         </w:rPr>
       </w:pPr>
       <w:r>
-        <w:pict w14:anchorId="023CCA85">
+        <w:pict w14:anchorId="493B8EEC">
           <v:rect id="Horizontal Line 1" o:spid="_x0000_s1035" alt="" style="width:468pt;height:.05pt;visibility:visible;mso-wrap-style:square;mso-width-percent:0;mso-height-percent:0;mso-left-percent:-10001;mso-top-percent:-10001;mso-position-horizontal:absolute;mso-position-horizontal-relative:char;mso-position-vertical:absolute;mso-position-vertical-relative:line;mso-width-percent:0;mso-height-percent:0;mso-left-percent:-10001;mso-top-percent:-10001;v-text-anchor:top" filled="f">
             <o:lock v:ext="edit" rotation="t" aspectratio="t" verticies="t" text="t" shapetype="t"/>
             <w10:anchorlock/>
@@ -223,7 +223,23 @@
           <w:sz w:val="20"/>
           <w:szCs w:val="20"/>
         </w:rPr>
-        <w:t>Senior React JS Developer with 10+ years of IT experience including 8+ years specializing in React.js, Next.js, TypeScript, and modern frontend architecture. Extensive experience building scalable, secure, and high-performance enterprise web applications across insurance, finance, automotive, education, and cloud platforms.</w:t>
+        <w:t xml:space="preserve">Senior React JS Developer with 10+ years of IT experience including </w:t>
+      </w:r>
+      <w:r>
+        <w:rPr>
+          <w:rFonts w:ascii="Calibri" w:hAnsi="Calibri" w:cs="Calibri"/>
+          <w:sz w:val="20"/>
+          <w:szCs w:val="20"/>
+        </w:rPr>
+        <w:t>10</w:t>
+      </w:r>
+      <w:r>
+        <w:rPr>
+          <w:rFonts w:ascii="Calibri" w:hAnsi="Calibri" w:cs="Calibri"/>
+          <w:sz w:val="20"/>
+          <w:szCs w:val="20"/>
+        </w:rPr>
+        <w:t>+ years specializing in React.js, Next.js, TypeScript, and modern frontend architecture. Extensive experience building scalable, secure, and high-performance enterprise web applications across insurance, finance, automotive, education, and cloud platforms.</w:t>
       </w:r>
     </w:p>
     <w:p>
@@ -289,7 +305,7 @@
         </w:rPr>
       </w:pPr>
       <w:r>
-        <w:pict w14:anchorId="15084AC3">
+        <w:pict w14:anchorId="3891F3A9">
           <v:rect id="Horizontal Line 2" o:spid="_x0000_s1034" alt="" style="width:468pt;height:.05pt;visibility:visible;mso-wrap-style:square;mso-width-percent:0;mso-height-percent:0;mso-left-percent:-10001;mso-top-percent:-10001;mso-position-horizontal:absolute;mso-position-horizontal-relative:char;mso-position-vertical:absolute;mso-position-vertical-relative:line;mso-width-percent:0;mso-height-percent:0;mso-left-percent:-10001;mso-top-percent:-10001;v-text-anchor:top" filled="f">
             <o:lock v:ext="edit" rotation="t" aspectratio="t" verticies="t" text="t" shapetype="t"/>
             <w10:anchorlock/>
@@ -893,7 +909,7 @@
         </w:rPr>
       </w:pPr>
       <w:r>
-        <w:pict w14:anchorId="7C4224CE">
+        <w:pict w14:anchorId="1CE61559">
           <v:rect id="Horizontal Line 3" o:spid="_x0000_s1033" alt="" style="width:468pt;height:.05pt;visibility:visible;mso-wrap-style:square;mso-width-percent:0;mso-height-percent:0;mso-left-percent:-10001;mso-top-percent:-10001;mso-position-horizontal:absolute;mso-position-horizontal-relative:char;mso-position-vertical:absolute;mso-position-vertical-relative:line;mso-width-percent:0;mso-height-percent:0;mso-left-percent:-10001;mso-top-percent:-10001;v-text-anchor:top" filled="f">
             <o:lock v:ext="edit" rotation="t" aspectratio="t" verticies="t" text="t" shapetype="t"/>
             <w10:anchorlock/>
@@ -1793,7 +1809,7 @@
         </w:rPr>
       </w:pPr>
       <w:r>
-        <w:pict w14:anchorId="16C04A2F">
+        <w:pict w14:anchorId="652F620F">
           <v:rect id="Horizontal Line 4" o:spid="_x0000_s1032" alt="" style="width:444.6pt;height:.05pt;visibility:visible;mso-wrap-style:square;mso-width-percent:0;mso-height-percent:0;mso-left-percent:-10001;mso-top-percent:-10001;mso-position-horizontal:absolute;mso-position-horizontal-relative:char;mso-position-vertical:absolute;mso-position-vertical-relative:line;mso-width-percent:0;mso-height-percent:0;mso-left-percent:-10001;mso-top-percent:-10001;v-text-anchor:top" filled="f">
             <o:lock v:ext="edit" rotation="t" aspectratio="t" verticies="t" text="t" shapetype="t"/>
             <w10:anchorlock/>
@@ -2288,7 +2304,7 @@
         <w:t xml:space="preserve"> </w:t>
       </w:r>
       <w:r>
-        <w:pict w14:anchorId="0AA0679A">
+        <w:pict w14:anchorId="6B2B7D15">
           <v:rect id="Horizontal Line 5" o:spid="_x0000_s1031" alt="" style="width:468pt;height:.05pt;visibility:visible;mso-wrap-style:square;mso-width-percent:0;mso-height-percent:0;mso-left-percent:-10001;mso-top-percent:-10001;mso-position-horizontal:absolute;mso-position-horizontal-relative:char;mso-position-vertical:absolute;mso-position-vertical-relative:line;mso-width-percent:0;mso-height-percent:0;mso-left-percent:-10001;mso-top-percent:-10001;v-text-anchor:top" filled="f">
             <o:lock v:ext="edit" rotation="t" aspectratio="t" verticies="t" text="t" shapetype="t"/>
             <w10:anchorlock/>
@@ -2688,7 +2704,7 @@
         </w:rPr>
       </w:pPr>
       <w:r>
-        <w:pict w14:anchorId="0FAB8A16">
+        <w:pict w14:anchorId="66D65715">
           <v:rect id="Horizontal Line 6" o:spid="_x0000_s1030" alt="" style="width:468pt;height:.05pt;visibility:visible;mso-wrap-style:square;mso-width-percent:0;mso-height-percent:0;mso-left-percent:-10001;mso-top-percent:-10001;mso-position-horizontal:absolute;mso-position-horizontal-relative:char;mso-position-vertical:absolute;mso-position-vertical-relative:line;mso-width-percent:0;mso-height-percent:0;mso-left-percent:-10001;mso-top-percent:-10001;v-text-anchor:top" filled="f">
             <o:lock v:ext="edit" rotation="t" aspectratio="t" verticies="t" text="t" shapetype="t"/>
             <w10:anchorlock/>
@@ -3126,7 +3142,7 @@
         </w:rPr>
       </w:pPr>
       <w:r>
-        <w:pict w14:anchorId="4FEE0984">
+        <w:pict w14:anchorId="058440CA">
           <v:rect id="Horizontal Line 7" o:spid="_x0000_s1029" alt="" style="width:468pt;height:.05pt;visibility:visible;mso-wrap-style:square;mso-width-percent:0;mso-height-percent:0;mso-left-percent:-10001;mso-top-percent:-10001;mso-position-horizontal:absolute;mso-position-horizontal-relative:char;mso-position-vertical:absolute;mso-position-vertical-relative:line;mso-width-percent:0;mso-height-percent:0;mso-left-percent:-10001;mso-top-percent:-10001;v-text-anchor:top" filled="f">
             <o:lock v:ext="edit" rotation="t" aspectratio="t" verticies="t" text="t" shapetype="t"/>
             <w10:anchorlock/>
@@ -3550,7 +3566,7 @@
         </w:rPr>
       </w:pPr>
       <w:r>
-        <w:pict w14:anchorId="75FDAF54">
+        <w:pict w14:anchorId="513F819C">
           <v:rect id="Horizontal Line 8" o:spid="_x0000_s1028" alt="" style="width:468pt;height:.05pt;visibility:visible;mso-wrap-style:square;mso-width-percent:0;mso-height-percent:0;mso-left-percent:-10001;mso-top-percent:-10001;mso-position-horizontal:absolute;mso-position-horizontal-relative:char;mso-position-vertical:absolute;mso-position-vertical-relative:line;mso-width-percent:0;mso-height-percent:0;mso-left-percent:-10001;mso-top-percent:-10001;v-text-anchor:top" filled="f">
             <o:lock v:ext="edit" rotation="t" aspectratio="t" verticies="t" text="t" shapetype="t"/>
             <w10:anchorlock/>
@@ -3861,7 +3877,7 @@
         </w:rPr>
       </w:pPr>
       <w:r>
-        <w:pict w14:anchorId="46F3D966">
+        <w:pict w14:anchorId="33C200F9">
           <v:rect id="Horizontal Line 9" o:spid="_x0000_s1027" alt="" style="width:468pt;height:.05pt;visibility:visible;mso-wrap-style:square;mso-width-percent:0;mso-height-percent:0;mso-left-percent:-10001;mso-top-percent:-10001;mso-position-horizontal:absolute;mso-position-horizontal-relative:char;mso-position-vertical:absolute;mso-position-vertical-relative:line;mso-width-percent:0;mso-height-percent:0;mso-left-percent:-10001;mso-top-percent:-10001;v-text-anchor:top" filled="f">
             <o:lock v:ext="edit" rotation="t" aspectratio="t" verticies="t" text="t" shapetype="t"/>
             <w10:anchorlock/>
@@ -4149,7 +4165,7 @@
         </w:rPr>
       </w:pPr>
       <w:r>
-        <w:pict w14:anchorId="5CB9F25C">
+        <w:pict w14:anchorId="7CD821A1">
           <v:rect id="Horizontal Line 10" o:spid="_x0000_s1026" alt="" style="width:440.4pt;height:.05pt;visibility:visible;mso-wrap-style:square;mso-width-percent:0;mso-height-percent:0;mso-left-percent:-10001;mso-top-percent:-10001;mso-position-horizontal:absolute;mso-position-horizontal-relative:char;mso-position-vertical:absolute;mso-position-vertical-relative:line;mso-width-percent:0;mso-height-percent:0;mso-left-percent:-10001;mso-top-percent:-10001;v-text-anchor:top" filled="f">
             <o:lock v:ext="edit" rotation="t" aspectratio="t" verticies="t" text="t" shapetype="t"/>
             <w10:anchorlock/>
